--- a/contents/battle-workbook/web-vuln-w13.docx
+++ b/contents/battle-workbook/web-vuln-w13.docx
@@ -310,7 +310,7 @@
         </w:rPr>
         <w:t>for t in sqli xss lfi ssrf; do</w:t>
         <w:br/>
-        <w:t xml:space="preserve">  curl -s -A "wv13r1-kim (nuclei)" -H "Host: juice.6v6.lab" "http://192.168.0.161/rest/products/search?test=$t&amp;wv13r1-kim=1"</w:t>
+        <w:t xml:space="preserve">  curl -s -A "wv13r1-kim (nuclei)" -H "Host: juice.el34.lab" "http://192.168.0.161/rest/products/search?test=$t&amp;wv13r1-kim=1"</w:t>
         <w:br/>
         <w:t>done</w:t>
       </w:r>
